--- a/changes.docx
+++ b/changes.docx
@@ -44,6 +44,684 @@
             </a:graphic>
           </wp:inline>
         </w:drawing>
+      </w:r>
+    </w:p>
+    <w:p/>
+    <w:p>
+      <w:r>
+        <w:rPr>
+          <w:highlight w:val="yellow"/>
+        </w:rPr>
+        <w:t>4/28/2026</w:t>
+      </w:r>
+    </w:p>
+    <w:p>
+      <w:r>
+        <w:t xml:space="preserve">As soon as I right click and select manual date, the app crashes and gives me this error. </w:t>
+      </w:r>
+    </w:p>
+    <w:p/>
+    <w:p>
+      <w:r>
+        <w:t>PS C:\Users\ccbefb\OneDrive - Hussmann Corporation\Desktop\VPM\CODE\</w:t>
+      </w:r>
+      <w:proofErr w:type="spellStart"/>
+      <w:r>
+        <w:t>vpm_tracker</w:t>
+      </w:r>
+      <w:proofErr w:type="spellEnd"/>
+      <w:r>
+        <w:t>&gt; python tracker_app.py</w:t>
+      </w:r>
+    </w:p>
+    <w:p>
+      <w:proofErr w:type="spellStart"/>
+      <w:r>
+        <w:t>monitorData</w:t>
+      </w:r>
+      <w:proofErr w:type="spellEnd"/>
+      <w:r>
+        <w:t>: Unable to obtain handle for monitor '\\.\DISPLAY1', defaulting to 96 DPI.</w:t>
+      </w:r>
+    </w:p>
+    <w:p>
+      <w:proofErr w:type="spellStart"/>
+      <w:r>
+        <w:t>monitorData</w:t>
+      </w:r>
+      <w:proofErr w:type="spellEnd"/>
+      <w:r>
+        <w:t>: Unable to obtain handle for monitor '\\.\DISPLAY1', defaulting to 96 DPI.</w:t>
+      </w:r>
+    </w:p>
+    <w:p>
+      <w:r>
+        <w:t>Traceback (most recent call last):</w:t>
+      </w:r>
+    </w:p>
+    <w:p>
+      <w:r>
+        <w:t xml:space="preserve">  File "C:\Users\ccbefb\OneDrive - Hussmann Corporation\Desktop\VPM\CODE\</w:t>
+      </w:r>
+      <w:proofErr w:type="spellStart"/>
+      <w:r>
+        <w:t>vpm_tracker</w:t>
+      </w:r>
+      <w:proofErr w:type="spellEnd"/>
+      <w:r>
+        <w:t>\</w:t>
+      </w:r>
+      <w:proofErr w:type="spellStart"/>
+      <w:r>
+        <w:t>ui</w:t>
+      </w:r>
+      <w:proofErr w:type="spellEnd"/>
+      <w:r>
+        <w:t>\project_widget.py", line 164, in _</w:t>
+      </w:r>
+      <w:proofErr w:type="spellStart"/>
+      <w:r>
+        <w:t>on_tree_changed</w:t>
+      </w:r>
+      <w:proofErr w:type="spellEnd"/>
+    </w:p>
+    <w:p>
+      <w:r>
+        <w:t xml:space="preserve">    </w:t>
+      </w:r>
+      <w:proofErr w:type="spellStart"/>
+      <w:proofErr w:type="gramStart"/>
+      <w:r>
+        <w:t>self.history</w:t>
+      </w:r>
+      <w:proofErr w:type="gramEnd"/>
+      <w:r>
+        <w:t>.push</w:t>
+      </w:r>
+      <w:proofErr w:type="spellEnd"/>
+      <w:r>
+        <w:t>(self._</w:t>
+      </w:r>
+      <w:proofErr w:type="spellStart"/>
+      <w:r>
+        <w:t>last_snapshot</w:t>
+      </w:r>
+      <w:proofErr w:type="spellEnd"/>
+      <w:r>
+        <w:t>)</w:t>
+      </w:r>
+    </w:p>
+    <w:p>
+      <w:r>
+        <w:t xml:space="preserve">  File "C:\Users\ccbefb\OneDrive - Hussmann Corporation\Desktop\VPM\CODE\</w:t>
+      </w:r>
+      <w:proofErr w:type="spellStart"/>
+      <w:r>
+        <w:t>vpm_tracker</w:t>
+      </w:r>
+      <w:proofErr w:type="spellEnd"/>
+      <w:r>
+        <w:t>\utils\history.py", line 36, in push</w:t>
+      </w:r>
+    </w:p>
+    <w:p>
+      <w:r>
+        <w:t xml:space="preserve">    </w:t>
+      </w:r>
+      <w:proofErr w:type="gramStart"/>
+      <w:r>
+        <w:t>self._</w:t>
+      </w:r>
+      <w:proofErr w:type="spellStart"/>
+      <w:proofErr w:type="gramEnd"/>
+      <w:r>
+        <w:t>undo.append</w:t>
+      </w:r>
+      <w:proofErr w:type="spellEnd"/>
+      <w:r>
+        <w:t>(</w:t>
+      </w:r>
+      <w:proofErr w:type="spellStart"/>
+      <w:r>
+        <w:t>copy.deepcopy</w:t>
+      </w:r>
+      <w:proofErr w:type="spellEnd"/>
+      <w:r>
+        <w:t>(snapshot))</w:t>
+      </w:r>
+    </w:p>
+    <w:p>
+      <w:r>
+        <w:t xml:space="preserve">  File "C:\Users\ccbefb\AppData\Local\Programs\Python\Python313\Lib\copy.py", line 137, in </w:t>
+      </w:r>
+      <w:proofErr w:type="spellStart"/>
+      <w:r>
+        <w:t>deepcopy</w:t>
+      </w:r>
+      <w:proofErr w:type="spellEnd"/>
+    </w:p>
+    <w:p>
+      <w:r>
+        <w:t xml:space="preserve">    y = </w:t>
+      </w:r>
+      <w:proofErr w:type="gramStart"/>
+      <w:r>
+        <w:t>copier(</w:t>
+      </w:r>
+      <w:proofErr w:type="gramEnd"/>
+      <w:r>
+        <w:t>x, memo)</w:t>
+      </w:r>
+    </w:p>
+    <w:p>
+      <w:r>
+        <w:lastRenderedPageBreak/>
+        <w:t xml:space="preserve">  File "C:\Users\ccbefb\AppData\Local\Programs\Python\Python313\Lib\copy.py", line 222, in _</w:t>
+      </w:r>
+      <w:proofErr w:type="spellStart"/>
+      <w:r>
+        <w:t>deepcopy_dict</w:t>
+      </w:r>
+      <w:proofErr w:type="spellEnd"/>
+    </w:p>
+    <w:p>
+      <w:r>
+        <w:t xml:space="preserve">    </w:t>
+      </w:r>
+      <w:proofErr w:type="gramStart"/>
+      <w:r>
+        <w:t>y[</w:t>
+      </w:r>
+      <w:proofErr w:type="spellStart"/>
+      <w:proofErr w:type="gramEnd"/>
+      <w:r>
+        <w:t>deepcopy</w:t>
+      </w:r>
+      <w:proofErr w:type="spellEnd"/>
+      <w:r>
+        <w:t xml:space="preserve">(key, memo)] = </w:t>
+      </w:r>
+      <w:proofErr w:type="spellStart"/>
+      <w:r>
+        <w:t>deepcopy</w:t>
+      </w:r>
+      <w:proofErr w:type="spellEnd"/>
+      <w:r>
+        <w:t>(value, memo)</w:t>
+      </w:r>
+    </w:p>
+    <w:p>
+      <w:r>
+        <w:t xml:space="preserve">  File "C:\Users\ccbefb\AppData\Local\Programs\Python\Python313\Lib\copy.py", line 137, in </w:t>
+      </w:r>
+      <w:proofErr w:type="spellStart"/>
+      <w:r>
+        <w:t>deepcopy</w:t>
+      </w:r>
+      <w:proofErr w:type="spellEnd"/>
+    </w:p>
+    <w:p>
+      <w:r>
+        <w:t xml:space="preserve">    y = </w:t>
+      </w:r>
+      <w:proofErr w:type="gramStart"/>
+      <w:r>
+        <w:t>copier(</w:t>
+      </w:r>
+      <w:proofErr w:type="gramEnd"/>
+      <w:r>
+        <w:t>x, memo)</w:t>
+      </w:r>
+    </w:p>
+    <w:p>
+      <w:r>
+        <w:t xml:space="preserve">  File "C:\Users\ccbefb\AppData\Local\Programs\Python\Python313\Lib\copy.py", line 197, in _</w:t>
+      </w:r>
+      <w:proofErr w:type="spellStart"/>
+      <w:r>
+        <w:t>deepcopy_list</w:t>
+      </w:r>
+      <w:proofErr w:type="spellEnd"/>
+    </w:p>
+    <w:p>
+      <w:r>
+        <w:t xml:space="preserve">    </w:t>
+      </w:r>
+      <w:proofErr w:type="gramStart"/>
+      <w:r>
+        <w:t>append(</w:t>
+      </w:r>
+      <w:proofErr w:type="spellStart"/>
+      <w:proofErr w:type="gramEnd"/>
+      <w:r>
+        <w:t>deepcopy</w:t>
+      </w:r>
+      <w:proofErr w:type="spellEnd"/>
+      <w:r>
+        <w:t>(a, memo))</w:t>
+      </w:r>
+    </w:p>
+    <w:p>
+      <w:r>
+        <w:t xml:space="preserve">  File "C:\Users\ccbefb\AppData\Local\Programs\Python\Python313\Lib\copy.py", line 137, in </w:t>
+      </w:r>
+      <w:proofErr w:type="spellStart"/>
+      <w:r>
+        <w:t>deepcopy</w:t>
+      </w:r>
+      <w:proofErr w:type="spellEnd"/>
+    </w:p>
+    <w:p>
+      <w:r>
+        <w:t xml:space="preserve">    y = </w:t>
+      </w:r>
+      <w:proofErr w:type="gramStart"/>
+      <w:r>
+        <w:t>copier(</w:t>
+      </w:r>
+      <w:proofErr w:type="gramEnd"/>
+      <w:r>
+        <w:t>x, memo)</w:t>
+      </w:r>
+    </w:p>
+    <w:p>
+      <w:r>
+        <w:t xml:space="preserve">  File "C:\Users\ccbefb\AppData\Local\Programs\Python\Python313\Lib\copy.py", line 222, in _</w:t>
+      </w:r>
+      <w:proofErr w:type="spellStart"/>
+      <w:r>
+        <w:t>deepcopy_dict</w:t>
+      </w:r>
+      <w:proofErr w:type="spellEnd"/>
+    </w:p>
+    <w:p>
+      <w:r>
+        <w:t xml:space="preserve">    </w:t>
+      </w:r>
+      <w:proofErr w:type="gramStart"/>
+      <w:r>
+        <w:t>y[</w:t>
+      </w:r>
+      <w:proofErr w:type="spellStart"/>
+      <w:proofErr w:type="gramEnd"/>
+      <w:r>
+        <w:t>deepcopy</w:t>
+      </w:r>
+      <w:proofErr w:type="spellEnd"/>
+      <w:r>
+        <w:t xml:space="preserve">(key, memo)] = </w:t>
+      </w:r>
+      <w:proofErr w:type="spellStart"/>
+      <w:r>
+        <w:t>deepcopy</w:t>
+      </w:r>
+      <w:proofErr w:type="spellEnd"/>
+      <w:r>
+        <w:t>(value, memo)</w:t>
+      </w:r>
+    </w:p>
+    <w:p>
+      <w:r>
+        <w:t xml:space="preserve">  File "C:\Users\ccbefb\AppData\Local\Programs\Python\Python313\Lib\copy.py", line 137, in </w:t>
+      </w:r>
+      <w:proofErr w:type="spellStart"/>
+      <w:r>
+        <w:t>deepcopy</w:t>
+      </w:r>
+      <w:proofErr w:type="spellEnd"/>
+    </w:p>
+    <w:p>
+      <w:r>
+        <w:t xml:space="preserve">    y = </w:t>
+      </w:r>
+      <w:proofErr w:type="gramStart"/>
+      <w:r>
+        <w:t>copier(</w:t>
+      </w:r>
+      <w:proofErr w:type="gramEnd"/>
+      <w:r>
+        <w:t>x, memo)</w:t>
+      </w:r>
+    </w:p>
+    <w:p>
+      <w:r>
+        <w:t xml:space="preserve">  File "C:\Users\ccbefb\AppData\Local\Programs\Python\Python313\Lib\copy.py", line 197, in _</w:t>
+      </w:r>
+      <w:proofErr w:type="spellStart"/>
+      <w:r>
+        <w:t>deepcopy_list</w:t>
+      </w:r>
+      <w:proofErr w:type="spellEnd"/>
+    </w:p>
+    <w:p>
+      <w:r>
+        <w:t xml:space="preserve">    </w:t>
+      </w:r>
+      <w:proofErr w:type="gramStart"/>
+      <w:r>
+        <w:t>append(</w:t>
+      </w:r>
+      <w:proofErr w:type="spellStart"/>
+      <w:proofErr w:type="gramEnd"/>
+      <w:r>
+        <w:t>deepcopy</w:t>
+      </w:r>
+      <w:proofErr w:type="spellEnd"/>
+      <w:r>
+        <w:t>(a, memo))</w:t>
+      </w:r>
+    </w:p>
+    <w:p>
+      <w:r>
+        <w:t xml:space="preserve">  File "C:\Users\ccbefb\AppData\Local\Programs\Python\Python313\Lib\copy.py", line 137, in </w:t>
+      </w:r>
+      <w:proofErr w:type="spellStart"/>
+      <w:r>
+        <w:t>deepcopy</w:t>
+      </w:r>
+      <w:proofErr w:type="spellEnd"/>
+    </w:p>
+    <w:p>
+      <w:r>
+        <w:t xml:space="preserve">    y = </w:t>
+      </w:r>
+      <w:proofErr w:type="gramStart"/>
+      <w:r>
+        <w:t>copier(</w:t>
+      </w:r>
+      <w:proofErr w:type="gramEnd"/>
+      <w:r>
+        <w:t>x, memo)</w:t>
+      </w:r>
+    </w:p>
+    <w:p>
+      <w:r>
+        <w:t xml:space="preserve">  File "C:\Users\ccbefb\AppData\Local\Programs\Python\Python313\Lib\copy.py", line 222, in _</w:t>
+      </w:r>
+      <w:proofErr w:type="spellStart"/>
+      <w:r>
+        <w:t>deepcopy_dict</w:t>
+      </w:r>
+      <w:proofErr w:type="spellEnd"/>
+    </w:p>
+    <w:p>
+      <w:r>
+        <w:t xml:space="preserve">    </w:t>
+      </w:r>
+      <w:proofErr w:type="gramStart"/>
+      <w:r>
+        <w:t>y[</w:t>
+      </w:r>
+      <w:proofErr w:type="spellStart"/>
+      <w:proofErr w:type="gramEnd"/>
+      <w:r>
+        <w:t>deepcopy</w:t>
+      </w:r>
+      <w:proofErr w:type="spellEnd"/>
+      <w:r>
+        <w:t xml:space="preserve">(key, memo)] = </w:t>
+      </w:r>
+      <w:proofErr w:type="spellStart"/>
+      <w:r>
+        <w:t>deepcopy</w:t>
+      </w:r>
+      <w:proofErr w:type="spellEnd"/>
+      <w:r>
+        <w:t>(value, memo)</w:t>
+      </w:r>
+    </w:p>
+    <w:p>
+      <w:r>
+        <w:t xml:space="preserve">  File "C:\Users\ccbefb\AppData\Local\Programs\Python\Python313\Lib\copy.py", line 137, in </w:t>
+      </w:r>
+      <w:proofErr w:type="spellStart"/>
+      <w:r>
+        <w:t>deepcopy</w:t>
+      </w:r>
+      <w:proofErr w:type="spellEnd"/>
+    </w:p>
+    <w:p>
+      <w:r>
+        <w:t xml:space="preserve">    y = </w:t>
+      </w:r>
+      <w:proofErr w:type="gramStart"/>
+      <w:r>
+        <w:t>copier(</w:t>
+      </w:r>
+      <w:proofErr w:type="gramEnd"/>
+      <w:r>
+        <w:t>x, memo)</w:t>
+      </w:r>
+    </w:p>
+    <w:p>
+      <w:r>
+        <w:t xml:space="preserve">  File "C:\Users\ccbefb\AppData\Local\Programs\Python\Python313\Lib\copy.py", line 197, in _</w:t>
+      </w:r>
+      <w:proofErr w:type="spellStart"/>
+      <w:r>
+        <w:t>deepcopy_list</w:t>
+      </w:r>
+      <w:proofErr w:type="spellEnd"/>
+    </w:p>
+    <w:p>
+      <w:r>
+        <w:t xml:space="preserve">    </w:t>
+      </w:r>
+      <w:proofErr w:type="gramStart"/>
+      <w:r>
+        <w:t>append(</w:t>
+      </w:r>
+      <w:proofErr w:type="spellStart"/>
+      <w:proofErr w:type="gramEnd"/>
+      <w:r>
+        <w:t>deepcopy</w:t>
+      </w:r>
+      <w:proofErr w:type="spellEnd"/>
+      <w:r>
+        <w:t>(a, memo))</w:t>
+      </w:r>
+    </w:p>
+    <w:p>
+      <w:r>
+        <w:lastRenderedPageBreak/>
+        <w:t xml:space="preserve">  File "C:\Users\ccbefb\AppData\Local\Programs\Python\Python313\Lib\copy.py", line 137, in </w:t>
+      </w:r>
+      <w:proofErr w:type="spellStart"/>
+      <w:r>
+        <w:t>deepcopy</w:t>
+      </w:r>
+      <w:proofErr w:type="spellEnd"/>
+    </w:p>
+    <w:p>
+      <w:r>
+        <w:t xml:space="preserve">    y = </w:t>
+      </w:r>
+      <w:proofErr w:type="gramStart"/>
+      <w:r>
+        <w:t>copier(</w:t>
+      </w:r>
+      <w:proofErr w:type="gramEnd"/>
+      <w:r>
+        <w:t>x, memo)</w:t>
+      </w:r>
+    </w:p>
+    <w:p>
+      <w:r>
+        <w:t xml:space="preserve">  File "C:\Users\ccbefb\AppData\Local\Programs\Python\Python313\Lib\copy.py", line 222, in _</w:t>
+      </w:r>
+      <w:proofErr w:type="spellStart"/>
+      <w:r>
+        <w:t>deepcopy_dict</w:t>
+      </w:r>
+      <w:proofErr w:type="spellEnd"/>
+    </w:p>
+    <w:p>
+      <w:r>
+        <w:t xml:space="preserve">    </w:t>
+      </w:r>
+      <w:proofErr w:type="gramStart"/>
+      <w:r>
+        <w:t>y[</w:t>
+      </w:r>
+      <w:proofErr w:type="spellStart"/>
+      <w:proofErr w:type="gramEnd"/>
+      <w:r>
+        <w:t>deepcopy</w:t>
+      </w:r>
+      <w:proofErr w:type="spellEnd"/>
+      <w:r>
+        <w:t xml:space="preserve">(key, memo)] = </w:t>
+      </w:r>
+      <w:proofErr w:type="spellStart"/>
+      <w:r>
+        <w:t>deepcopy</w:t>
+      </w:r>
+      <w:proofErr w:type="spellEnd"/>
+      <w:r>
+        <w:t>(value, memo)</w:t>
+      </w:r>
+    </w:p>
+    <w:p>
+      <w:r>
+        <w:t xml:space="preserve">  File "C:\Users\ccbefb\AppData\Local\Programs\Python\Python313\Lib\copy.py", line 137, in </w:t>
+      </w:r>
+      <w:proofErr w:type="spellStart"/>
+      <w:r>
+        <w:t>deepcopy</w:t>
+      </w:r>
+      <w:proofErr w:type="spellEnd"/>
+    </w:p>
+    <w:p>
+      <w:r>
+        <w:t xml:space="preserve">    y = </w:t>
+      </w:r>
+      <w:proofErr w:type="gramStart"/>
+      <w:r>
+        <w:t>copier(</w:t>
+      </w:r>
+      <w:proofErr w:type="gramEnd"/>
+      <w:r>
+        <w:t>x, memo)</w:t>
+      </w:r>
+    </w:p>
+    <w:p>
+      <w:r>
+        <w:t xml:space="preserve">  File "C:\Users\ccbefb\AppData\Local\Programs\Python\Python313\Lib\copy.py", line 197, in _</w:t>
+      </w:r>
+      <w:proofErr w:type="spellStart"/>
+      <w:r>
+        <w:t>deepcopy_list</w:t>
+      </w:r>
+      <w:proofErr w:type="spellEnd"/>
+    </w:p>
+    <w:p>
+      <w:r>
+        <w:t xml:space="preserve">    </w:t>
+      </w:r>
+      <w:proofErr w:type="gramStart"/>
+      <w:r>
+        <w:t>append(</w:t>
+      </w:r>
+      <w:proofErr w:type="spellStart"/>
+      <w:proofErr w:type="gramEnd"/>
+      <w:r>
+        <w:t>deepcopy</w:t>
+      </w:r>
+      <w:proofErr w:type="spellEnd"/>
+      <w:r>
+        <w:t>(a, memo))</w:t>
+      </w:r>
+    </w:p>
+    <w:p>
+      <w:r>
+        <w:t xml:space="preserve">  File "C:\Users\ccbefb\AppData\Local\Programs\Python\Python313\Lib\copy.py", line 137, in </w:t>
+      </w:r>
+      <w:proofErr w:type="spellStart"/>
+      <w:r>
+        <w:t>deepcopy</w:t>
+      </w:r>
+      <w:proofErr w:type="spellEnd"/>
+    </w:p>
+    <w:p>
+      <w:r>
+        <w:t xml:space="preserve">    y = </w:t>
+      </w:r>
+      <w:proofErr w:type="gramStart"/>
+      <w:r>
+        <w:t>copier(</w:t>
+      </w:r>
+      <w:proofErr w:type="gramEnd"/>
+      <w:r>
+        <w:t>x, memo)</w:t>
+      </w:r>
+    </w:p>
+    <w:p>
+      <w:r>
+        <w:t xml:space="preserve">  File "C:\Users\ccbefb\AppData\Local\Programs\Python\Python313\Lib\copy.py", line 222, in _</w:t>
+      </w:r>
+      <w:proofErr w:type="spellStart"/>
+      <w:r>
+        <w:t>deepcopy_dict</w:t>
+      </w:r>
+      <w:proofErr w:type="spellEnd"/>
+    </w:p>
+    <w:p>
+      <w:r>
+        <w:t xml:space="preserve">    </w:t>
+      </w:r>
+      <w:proofErr w:type="gramStart"/>
+      <w:r>
+        <w:t>y[</w:t>
+      </w:r>
+      <w:proofErr w:type="spellStart"/>
+      <w:proofErr w:type="gramEnd"/>
+      <w:r>
+        <w:t>deepcopy</w:t>
+      </w:r>
+      <w:proofErr w:type="spellEnd"/>
+      <w:r>
+        <w:t xml:space="preserve">(key, memo)] = </w:t>
+      </w:r>
+      <w:proofErr w:type="spellStart"/>
+      <w:r>
+        <w:t>deepcopy</w:t>
+      </w:r>
+      <w:proofErr w:type="spellEnd"/>
+      <w:r>
+        <w:t>(value, memo)</w:t>
+      </w:r>
+    </w:p>
+    <w:p>
+      <w:r>
+        <w:t xml:space="preserve">  File "C:\Users\ccbefb\AppData\Local\Programs\Python\Python313\Lib\copy.py", line 137, in </w:t>
+      </w:r>
+      <w:proofErr w:type="spellStart"/>
+      <w:r>
+        <w:t>deepcopy</w:t>
+      </w:r>
+      <w:proofErr w:type="spellEnd"/>
+    </w:p>
+    <w:p>
+      <w:r>
+        <w:t xml:space="preserve">    y = </w:t>
+      </w:r>
+      <w:proofErr w:type="gramStart"/>
+      <w:r>
+        <w:t>copier(</w:t>
+      </w:r>
+      <w:proofErr w:type="gramEnd"/>
+      <w:r>
+        <w:t>x, memo)</w:t>
+      </w:r>
+    </w:p>
+    <w:p>
+      <w:proofErr w:type="spellStart"/>
+      <w:r>
+        <w:t>RecursionError</w:t>
+      </w:r>
+      <w:proofErr w:type="spellEnd"/>
+      <w:r>
+        <w:t>: maximum recursion depth exceeded</w:t>
       </w:r>
     </w:p>
     <w:sectPr>

--- a/changes.docx
+++ b/changes.docx
@@ -4,16 +4,41 @@
   <w:body>
     <w:p>
       <w:r>
-        <w:t xml:space="preserve">Tried to close the electrical plug and other parts task and this error is what I got. </w:t>
+        <w:rPr>
+          <w:highlight w:val="yellow"/>
+        </w:rPr>
+        <w:t>4/30/26</w:t>
+      </w:r>
+    </w:p>
+    <w:p>
+      <w:r>
+        <w:t xml:space="preserve">If I press the radio, the timeline </w:t>
+      </w:r>
+      <w:r>
+        <w:t>of parent is adjusted to 4/13, but the children still have previous date. The first child should have the date start at 4/13 too</w:t>
+      </w:r>
+      <w:r>
+        <w:t>. Why is it 5/11?</w:t>
+      </w:r>
+      <w:r>
+        <w:t xml:space="preserve"> It will work after I check/uncheck the radio button a couple of times. </w:t>
+      </w:r>
+      <w:proofErr w:type="gramStart"/>
+      <w:r>
+        <w:t>So</w:t>
+      </w:r>
+      <w:proofErr w:type="gramEnd"/>
+      <w:r>
+        <w:t xml:space="preserve"> I guess this is a refresh problem?</w:t>
       </w:r>
     </w:p>
     <w:p>
       <w:r>
         <w:drawing>
-          <wp:inline distT="0" distB="0" distL="0" distR="0" wp14:anchorId="54AB3259" wp14:editId="333A42FF">
-            <wp:extent cx="5943600" cy="2755900"/>
-            <wp:effectExtent l="0" t="0" r="0" b="6350"/>
-            <wp:docPr id="1220225952" name="Picture 1"/>
+          <wp:inline distT="0" distB="0" distL="0" distR="0" wp14:anchorId="2F28D3B6" wp14:editId="17F6934B">
+            <wp:extent cx="5943600" cy="1617345"/>
+            <wp:effectExtent l="0" t="0" r="0" b="1905"/>
+            <wp:docPr id="165533956" name="Picture 1"/>
             <wp:cNvGraphicFramePr>
               <a:graphicFrameLocks xmlns:a="http://schemas.openxmlformats.org/drawingml/2006/main" noChangeAspect="1"/>
             </wp:cNvGraphicFramePr>
@@ -21,7 +46,7 @@
               <a:graphicData uri="http://schemas.openxmlformats.org/drawingml/2006/picture">
                 <pic:pic xmlns:pic="http://schemas.openxmlformats.org/drawingml/2006/picture">
                   <pic:nvPicPr>
-                    <pic:cNvPr id="1220225952" name=""/>
+                    <pic:cNvPr id="165533956" name=""/>
                     <pic:cNvPicPr/>
                   </pic:nvPicPr>
                   <pic:blipFill>
@@ -33,7 +58,7 @@
                   <pic:spPr>
                     <a:xfrm>
                       <a:off x="0" y="0"/>
-                      <a:ext cx="5943600" cy="2755900"/>
+                      <a:ext cx="5943600" cy="1617345"/>
                     </a:xfrm>
                     <a:prstGeom prst="rect">
                       <a:avLst/>
@@ -49,681 +74,63 @@
     <w:p/>
     <w:p>
       <w:r>
-        <w:rPr>
-          <w:highlight w:val="yellow"/>
-        </w:rPr>
-        <w:t>4/28/2026</w:t>
+        <w:t xml:space="preserve">I will basically have 2 scenarios. Best case and worst case. How to handle this. </w:t>
       </w:r>
     </w:p>
     <w:p>
       <w:r>
-        <w:t xml:space="preserve">As soon as I right click and select manual date, the app crashes and gives me this error. </w:t>
+        <w:t>If FEA results come good in first shot, I could just go on to next step but if not, I need to do second trial which will push my timeline further down by a week</w:t>
       </w:r>
     </w:p>
     <w:p/>
     <w:p>
       <w:r>
-        <w:t>PS C:\Users\ccbefb\OneDrive - Hussmann Corporation\Desktop\VPM\CODE\</w:t>
-      </w:r>
-      <w:proofErr w:type="spellStart"/>
-      <w:r>
-        <w:t>vpm_tracker</w:t>
-      </w:r>
-      <w:proofErr w:type="spellEnd"/>
-      <w:r>
-        <w:t>&gt; python tracker_app.py</w:t>
-      </w:r>
-    </w:p>
-    <w:p>
-      <w:proofErr w:type="spellStart"/>
-      <w:r>
-        <w:t>monitorData</w:t>
-      </w:r>
-      <w:proofErr w:type="spellEnd"/>
-      <w:r>
-        <w:t>: Unable to obtain handle for monitor '\\.\DISPLAY1', defaulting to 96 DPI.</w:t>
-      </w:r>
-    </w:p>
-    <w:p>
-      <w:proofErr w:type="spellStart"/>
-      <w:r>
-        <w:t>monitorData</w:t>
-      </w:r>
-      <w:proofErr w:type="spellEnd"/>
-      <w:r>
-        <w:t>: Unable to obtain handle for monitor '\\.\DISPLAY1', defaulting to 96 DPI.</w:t>
+        <w:drawing>
+          <wp:inline distT="0" distB="0" distL="0" distR="0" wp14:anchorId="61F7226C" wp14:editId="42C4F47C">
+            <wp:extent cx="5943600" cy="660400"/>
+            <wp:effectExtent l="0" t="0" r="0" b="6350"/>
+            <wp:docPr id="2043097904" name="Picture 1"/>
+            <wp:cNvGraphicFramePr>
+              <a:graphicFrameLocks xmlns:a="http://schemas.openxmlformats.org/drawingml/2006/main" noChangeAspect="1"/>
+            </wp:cNvGraphicFramePr>
+            <a:graphic xmlns:a="http://schemas.openxmlformats.org/drawingml/2006/main">
+              <a:graphicData uri="http://schemas.openxmlformats.org/drawingml/2006/picture">
+                <pic:pic xmlns:pic="http://schemas.openxmlformats.org/drawingml/2006/picture">
+                  <pic:nvPicPr>
+                    <pic:cNvPr id="2043097904" name=""/>
+                    <pic:cNvPicPr/>
+                  </pic:nvPicPr>
+                  <pic:blipFill>
+                    <a:blip r:embed="rId6"/>
+                    <a:stretch>
+                      <a:fillRect/>
+                    </a:stretch>
+                  </pic:blipFill>
+                  <pic:spPr>
+                    <a:xfrm>
+                      <a:off x="0" y="0"/>
+                      <a:ext cx="5943600" cy="660400"/>
+                    </a:xfrm>
+                    <a:prstGeom prst="rect">
+                      <a:avLst/>
+                    </a:prstGeom>
+                  </pic:spPr>
+                </pic:pic>
+              </a:graphicData>
+            </a:graphic>
+          </wp:inline>
+        </w:drawing>
       </w:r>
     </w:p>
     <w:p>
       <w:r>
-        <w:t>Traceback (most recent call last):</w:t>
+        <w:t>In the above picture, when I press the radio button, why is the start date not equal to the parent? It should have been 5/13, but it is matching the end date</w:t>
+      </w:r>
+      <w:r>
+        <w:t xml:space="preserve"> of parent</w:t>
       </w:r>
     </w:p>
-    <w:p>
-      <w:r>
-        <w:t xml:space="preserve">  File "C:\Users\ccbefb\OneDrive - Hussmann Corporation\Desktop\VPM\CODE\</w:t>
-      </w:r>
-      <w:proofErr w:type="spellStart"/>
-      <w:r>
-        <w:t>vpm_tracker</w:t>
-      </w:r>
-      <w:proofErr w:type="spellEnd"/>
-      <w:r>
-        <w:t>\</w:t>
-      </w:r>
-      <w:proofErr w:type="spellStart"/>
-      <w:r>
-        <w:t>ui</w:t>
-      </w:r>
-      <w:proofErr w:type="spellEnd"/>
-      <w:r>
-        <w:t>\project_widget.py", line 164, in _</w:t>
-      </w:r>
-      <w:proofErr w:type="spellStart"/>
-      <w:r>
-        <w:t>on_tree_changed</w:t>
-      </w:r>
-      <w:proofErr w:type="spellEnd"/>
-    </w:p>
-    <w:p>
-      <w:r>
-        <w:t xml:space="preserve">    </w:t>
-      </w:r>
-      <w:proofErr w:type="spellStart"/>
-      <w:proofErr w:type="gramStart"/>
-      <w:r>
-        <w:t>self.history</w:t>
-      </w:r>
-      <w:proofErr w:type="gramEnd"/>
-      <w:r>
-        <w:t>.push</w:t>
-      </w:r>
-      <w:proofErr w:type="spellEnd"/>
-      <w:r>
-        <w:t>(self._</w:t>
-      </w:r>
-      <w:proofErr w:type="spellStart"/>
-      <w:r>
-        <w:t>last_snapshot</w:t>
-      </w:r>
-      <w:proofErr w:type="spellEnd"/>
-      <w:r>
-        <w:t>)</w:t>
-      </w:r>
-    </w:p>
-    <w:p>
-      <w:r>
-        <w:t xml:space="preserve">  File "C:\Users\ccbefb\OneDrive - Hussmann Corporation\Desktop\VPM\CODE\</w:t>
-      </w:r>
-      <w:proofErr w:type="spellStart"/>
-      <w:r>
-        <w:t>vpm_tracker</w:t>
-      </w:r>
-      <w:proofErr w:type="spellEnd"/>
-      <w:r>
-        <w:t>\utils\history.py", line 36, in push</w:t>
-      </w:r>
-    </w:p>
-    <w:p>
-      <w:r>
-        <w:t xml:space="preserve">    </w:t>
-      </w:r>
-      <w:proofErr w:type="gramStart"/>
-      <w:r>
-        <w:t>self._</w:t>
-      </w:r>
-      <w:proofErr w:type="spellStart"/>
-      <w:proofErr w:type="gramEnd"/>
-      <w:r>
-        <w:t>undo.append</w:t>
-      </w:r>
-      <w:proofErr w:type="spellEnd"/>
-      <w:r>
-        <w:t>(</w:t>
-      </w:r>
-      <w:proofErr w:type="spellStart"/>
-      <w:r>
-        <w:t>copy.deepcopy</w:t>
-      </w:r>
-      <w:proofErr w:type="spellEnd"/>
-      <w:r>
-        <w:t>(snapshot))</w:t>
-      </w:r>
-    </w:p>
-    <w:p>
-      <w:r>
-        <w:t xml:space="preserve">  File "C:\Users\ccbefb\AppData\Local\Programs\Python\Python313\Lib\copy.py", line 137, in </w:t>
-      </w:r>
-      <w:proofErr w:type="spellStart"/>
-      <w:r>
-        <w:t>deepcopy</w:t>
-      </w:r>
-      <w:proofErr w:type="spellEnd"/>
-    </w:p>
-    <w:p>
-      <w:r>
-        <w:t xml:space="preserve">    y = </w:t>
-      </w:r>
-      <w:proofErr w:type="gramStart"/>
-      <w:r>
-        <w:t>copier(</w:t>
-      </w:r>
-      <w:proofErr w:type="gramEnd"/>
-      <w:r>
-        <w:t>x, memo)</w:t>
-      </w:r>
-    </w:p>
-    <w:p>
-      <w:r>
-        <w:lastRenderedPageBreak/>
-        <w:t xml:space="preserve">  File "C:\Users\ccbefb\AppData\Local\Programs\Python\Python313\Lib\copy.py", line 222, in _</w:t>
-      </w:r>
-      <w:proofErr w:type="spellStart"/>
-      <w:r>
-        <w:t>deepcopy_dict</w:t>
-      </w:r>
-      <w:proofErr w:type="spellEnd"/>
-    </w:p>
-    <w:p>
-      <w:r>
-        <w:t xml:space="preserve">    </w:t>
-      </w:r>
-      <w:proofErr w:type="gramStart"/>
-      <w:r>
-        <w:t>y[</w:t>
-      </w:r>
-      <w:proofErr w:type="spellStart"/>
-      <w:proofErr w:type="gramEnd"/>
-      <w:r>
-        <w:t>deepcopy</w:t>
-      </w:r>
-      <w:proofErr w:type="spellEnd"/>
-      <w:r>
-        <w:t xml:space="preserve">(key, memo)] = </w:t>
-      </w:r>
-      <w:proofErr w:type="spellStart"/>
-      <w:r>
-        <w:t>deepcopy</w:t>
-      </w:r>
-      <w:proofErr w:type="spellEnd"/>
-      <w:r>
-        <w:t>(value, memo)</w:t>
-      </w:r>
-    </w:p>
-    <w:p>
-      <w:r>
-        <w:t xml:space="preserve">  File "C:\Users\ccbefb\AppData\Local\Programs\Python\Python313\Lib\copy.py", line 137, in </w:t>
-      </w:r>
-      <w:proofErr w:type="spellStart"/>
-      <w:r>
-        <w:t>deepcopy</w:t>
-      </w:r>
-      <w:proofErr w:type="spellEnd"/>
-    </w:p>
-    <w:p>
-      <w:r>
-        <w:t xml:space="preserve">    y = </w:t>
-      </w:r>
-      <w:proofErr w:type="gramStart"/>
-      <w:r>
-        <w:t>copier(</w:t>
-      </w:r>
-      <w:proofErr w:type="gramEnd"/>
-      <w:r>
-        <w:t>x, memo)</w:t>
-      </w:r>
-    </w:p>
-    <w:p>
-      <w:r>
-        <w:t xml:space="preserve">  File "C:\Users\ccbefb\AppData\Local\Programs\Python\Python313\Lib\copy.py", line 197, in _</w:t>
-      </w:r>
-      <w:proofErr w:type="spellStart"/>
-      <w:r>
-        <w:t>deepcopy_list</w:t>
-      </w:r>
-      <w:proofErr w:type="spellEnd"/>
-    </w:p>
-    <w:p>
-      <w:r>
-        <w:t xml:space="preserve">    </w:t>
-      </w:r>
-      <w:proofErr w:type="gramStart"/>
-      <w:r>
-        <w:t>append(</w:t>
-      </w:r>
-      <w:proofErr w:type="spellStart"/>
-      <w:proofErr w:type="gramEnd"/>
-      <w:r>
-        <w:t>deepcopy</w:t>
-      </w:r>
-      <w:proofErr w:type="spellEnd"/>
-      <w:r>
-        <w:t>(a, memo))</w:t>
-      </w:r>
-    </w:p>
-    <w:p>
-      <w:r>
-        <w:t xml:space="preserve">  File "C:\Users\ccbefb\AppData\Local\Programs\Python\Python313\Lib\copy.py", line 137, in </w:t>
-      </w:r>
-      <w:proofErr w:type="spellStart"/>
-      <w:r>
-        <w:t>deepcopy</w:t>
-      </w:r>
-      <w:proofErr w:type="spellEnd"/>
-    </w:p>
-    <w:p>
-      <w:r>
-        <w:t xml:space="preserve">    y = </w:t>
-      </w:r>
-      <w:proofErr w:type="gramStart"/>
-      <w:r>
-        <w:t>copier(</w:t>
-      </w:r>
-      <w:proofErr w:type="gramEnd"/>
-      <w:r>
-        <w:t>x, memo)</w:t>
-      </w:r>
-    </w:p>
-    <w:p>
-      <w:r>
-        <w:t xml:space="preserve">  File "C:\Users\ccbefb\AppData\Local\Programs\Python\Python313\Lib\copy.py", line 222, in _</w:t>
-      </w:r>
-      <w:proofErr w:type="spellStart"/>
-      <w:r>
-        <w:t>deepcopy_dict</w:t>
-      </w:r>
-      <w:proofErr w:type="spellEnd"/>
-    </w:p>
-    <w:p>
-      <w:r>
-        <w:t xml:space="preserve">    </w:t>
-      </w:r>
-      <w:proofErr w:type="gramStart"/>
-      <w:r>
-        <w:t>y[</w:t>
-      </w:r>
-      <w:proofErr w:type="spellStart"/>
-      <w:proofErr w:type="gramEnd"/>
-      <w:r>
-        <w:t>deepcopy</w:t>
-      </w:r>
-      <w:proofErr w:type="spellEnd"/>
-      <w:r>
-        <w:t xml:space="preserve">(key, memo)] = </w:t>
-      </w:r>
-      <w:proofErr w:type="spellStart"/>
-      <w:r>
-        <w:t>deepcopy</w:t>
-      </w:r>
-      <w:proofErr w:type="spellEnd"/>
-      <w:r>
-        <w:t>(value, memo)</w:t>
-      </w:r>
-    </w:p>
-    <w:p>
-      <w:r>
-        <w:t xml:space="preserve">  File "C:\Users\ccbefb\AppData\Local\Programs\Python\Python313\Lib\copy.py", line 137, in </w:t>
-      </w:r>
-      <w:proofErr w:type="spellStart"/>
-      <w:r>
-        <w:t>deepcopy</w:t>
-      </w:r>
-      <w:proofErr w:type="spellEnd"/>
-    </w:p>
-    <w:p>
-      <w:r>
-        <w:t xml:space="preserve">    y = </w:t>
-      </w:r>
-      <w:proofErr w:type="gramStart"/>
-      <w:r>
-        <w:t>copier(</w:t>
-      </w:r>
-      <w:proofErr w:type="gramEnd"/>
-      <w:r>
-        <w:t>x, memo)</w:t>
-      </w:r>
-    </w:p>
-    <w:p>
-      <w:r>
-        <w:t xml:space="preserve">  File "C:\Users\ccbefb\AppData\Local\Programs\Python\Python313\Lib\copy.py", line 197, in _</w:t>
-      </w:r>
-      <w:proofErr w:type="spellStart"/>
-      <w:r>
-        <w:t>deepcopy_list</w:t>
-      </w:r>
-      <w:proofErr w:type="spellEnd"/>
-    </w:p>
-    <w:p>
-      <w:r>
-        <w:t xml:space="preserve">    </w:t>
-      </w:r>
-      <w:proofErr w:type="gramStart"/>
-      <w:r>
-        <w:t>append(</w:t>
-      </w:r>
-      <w:proofErr w:type="spellStart"/>
-      <w:proofErr w:type="gramEnd"/>
-      <w:r>
-        <w:t>deepcopy</w:t>
-      </w:r>
-      <w:proofErr w:type="spellEnd"/>
-      <w:r>
-        <w:t>(a, memo))</w:t>
-      </w:r>
-    </w:p>
-    <w:p>
-      <w:r>
-        <w:t xml:space="preserve">  File "C:\Users\ccbefb\AppData\Local\Programs\Python\Python313\Lib\copy.py", line 137, in </w:t>
-      </w:r>
-      <w:proofErr w:type="spellStart"/>
-      <w:r>
-        <w:t>deepcopy</w:t>
-      </w:r>
-      <w:proofErr w:type="spellEnd"/>
-    </w:p>
-    <w:p>
-      <w:r>
-        <w:t xml:space="preserve">    y = </w:t>
-      </w:r>
-      <w:proofErr w:type="gramStart"/>
-      <w:r>
-        <w:t>copier(</w:t>
-      </w:r>
-      <w:proofErr w:type="gramEnd"/>
-      <w:r>
-        <w:t>x, memo)</w:t>
-      </w:r>
-    </w:p>
-    <w:p>
-      <w:r>
-        <w:t xml:space="preserve">  File "C:\Users\ccbefb\AppData\Local\Programs\Python\Python313\Lib\copy.py", line 222, in _</w:t>
-      </w:r>
-      <w:proofErr w:type="spellStart"/>
-      <w:r>
-        <w:t>deepcopy_dict</w:t>
-      </w:r>
-      <w:proofErr w:type="spellEnd"/>
-    </w:p>
-    <w:p>
-      <w:r>
-        <w:t xml:space="preserve">    </w:t>
-      </w:r>
-      <w:proofErr w:type="gramStart"/>
-      <w:r>
-        <w:t>y[</w:t>
-      </w:r>
-      <w:proofErr w:type="spellStart"/>
-      <w:proofErr w:type="gramEnd"/>
-      <w:r>
-        <w:t>deepcopy</w:t>
-      </w:r>
-      <w:proofErr w:type="spellEnd"/>
-      <w:r>
-        <w:t xml:space="preserve">(key, memo)] = </w:t>
-      </w:r>
-      <w:proofErr w:type="spellStart"/>
-      <w:r>
-        <w:t>deepcopy</w:t>
-      </w:r>
-      <w:proofErr w:type="spellEnd"/>
-      <w:r>
-        <w:t>(value, memo)</w:t>
-      </w:r>
-    </w:p>
-    <w:p>
-      <w:r>
-        <w:t xml:space="preserve">  File "C:\Users\ccbefb\AppData\Local\Programs\Python\Python313\Lib\copy.py", line 137, in </w:t>
-      </w:r>
-      <w:proofErr w:type="spellStart"/>
-      <w:r>
-        <w:t>deepcopy</w:t>
-      </w:r>
-      <w:proofErr w:type="spellEnd"/>
-    </w:p>
-    <w:p>
-      <w:r>
-        <w:t xml:space="preserve">    y = </w:t>
-      </w:r>
-      <w:proofErr w:type="gramStart"/>
-      <w:r>
-        <w:t>copier(</w:t>
-      </w:r>
-      <w:proofErr w:type="gramEnd"/>
-      <w:r>
-        <w:t>x, memo)</w:t>
-      </w:r>
-    </w:p>
-    <w:p>
-      <w:r>
-        <w:t xml:space="preserve">  File "C:\Users\ccbefb\AppData\Local\Programs\Python\Python313\Lib\copy.py", line 197, in _</w:t>
-      </w:r>
-      <w:proofErr w:type="spellStart"/>
-      <w:r>
-        <w:t>deepcopy_list</w:t>
-      </w:r>
-      <w:proofErr w:type="spellEnd"/>
-    </w:p>
-    <w:p>
-      <w:r>
-        <w:t xml:space="preserve">    </w:t>
-      </w:r>
-      <w:proofErr w:type="gramStart"/>
-      <w:r>
-        <w:t>append(</w:t>
-      </w:r>
-      <w:proofErr w:type="spellStart"/>
-      <w:proofErr w:type="gramEnd"/>
-      <w:r>
-        <w:t>deepcopy</w:t>
-      </w:r>
-      <w:proofErr w:type="spellEnd"/>
-      <w:r>
-        <w:t>(a, memo))</w:t>
-      </w:r>
-    </w:p>
-    <w:p>
-      <w:r>
-        <w:lastRenderedPageBreak/>
-        <w:t xml:space="preserve">  File "C:\Users\ccbefb\AppData\Local\Programs\Python\Python313\Lib\copy.py", line 137, in </w:t>
-      </w:r>
-      <w:proofErr w:type="spellStart"/>
-      <w:r>
-        <w:t>deepcopy</w:t>
-      </w:r>
-      <w:proofErr w:type="spellEnd"/>
-    </w:p>
-    <w:p>
-      <w:r>
-        <w:t xml:space="preserve">    y = </w:t>
-      </w:r>
-      <w:proofErr w:type="gramStart"/>
-      <w:r>
-        <w:t>copier(</w:t>
-      </w:r>
-      <w:proofErr w:type="gramEnd"/>
-      <w:r>
-        <w:t>x, memo)</w:t>
-      </w:r>
-    </w:p>
-    <w:p>
-      <w:r>
-        <w:t xml:space="preserve">  File "C:\Users\ccbefb\AppData\Local\Programs\Python\Python313\Lib\copy.py", line 222, in _</w:t>
-      </w:r>
-      <w:proofErr w:type="spellStart"/>
-      <w:r>
-        <w:t>deepcopy_dict</w:t>
-      </w:r>
-      <w:proofErr w:type="spellEnd"/>
-    </w:p>
-    <w:p>
-      <w:r>
-        <w:t xml:space="preserve">    </w:t>
-      </w:r>
-      <w:proofErr w:type="gramStart"/>
-      <w:r>
-        <w:t>y[</w:t>
-      </w:r>
-      <w:proofErr w:type="spellStart"/>
-      <w:proofErr w:type="gramEnd"/>
-      <w:r>
-        <w:t>deepcopy</w:t>
-      </w:r>
-      <w:proofErr w:type="spellEnd"/>
-      <w:r>
-        <w:t xml:space="preserve">(key, memo)] = </w:t>
-      </w:r>
-      <w:proofErr w:type="spellStart"/>
-      <w:r>
-        <w:t>deepcopy</w:t>
-      </w:r>
-      <w:proofErr w:type="spellEnd"/>
-      <w:r>
-        <w:t>(value, memo)</w:t>
-      </w:r>
-    </w:p>
-    <w:p>
-      <w:r>
-        <w:t xml:space="preserve">  File "C:\Users\ccbefb\AppData\Local\Programs\Python\Python313\Lib\copy.py", line 137, in </w:t>
-      </w:r>
-      <w:proofErr w:type="spellStart"/>
-      <w:r>
-        <w:t>deepcopy</w:t>
-      </w:r>
-      <w:proofErr w:type="spellEnd"/>
-    </w:p>
-    <w:p>
-      <w:r>
-        <w:t xml:space="preserve">    y = </w:t>
-      </w:r>
-      <w:proofErr w:type="gramStart"/>
-      <w:r>
-        <w:t>copier(</w:t>
-      </w:r>
-      <w:proofErr w:type="gramEnd"/>
-      <w:r>
-        <w:t>x, memo)</w:t>
-      </w:r>
-    </w:p>
-    <w:p>
-      <w:r>
-        <w:t xml:space="preserve">  File "C:\Users\ccbefb\AppData\Local\Programs\Python\Python313\Lib\copy.py", line 197, in _</w:t>
-      </w:r>
-      <w:proofErr w:type="spellStart"/>
-      <w:r>
-        <w:t>deepcopy_list</w:t>
-      </w:r>
-      <w:proofErr w:type="spellEnd"/>
-    </w:p>
-    <w:p>
-      <w:r>
-        <w:t xml:space="preserve">    </w:t>
-      </w:r>
-      <w:proofErr w:type="gramStart"/>
-      <w:r>
-        <w:t>append(</w:t>
-      </w:r>
-      <w:proofErr w:type="spellStart"/>
-      <w:proofErr w:type="gramEnd"/>
-      <w:r>
-        <w:t>deepcopy</w:t>
-      </w:r>
-      <w:proofErr w:type="spellEnd"/>
-      <w:r>
-        <w:t>(a, memo))</w:t>
-      </w:r>
-    </w:p>
-    <w:p>
-      <w:r>
-        <w:t xml:space="preserve">  File "C:\Users\ccbefb\AppData\Local\Programs\Python\Python313\Lib\copy.py", line 137, in </w:t>
-      </w:r>
-      <w:proofErr w:type="spellStart"/>
-      <w:r>
-        <w:t>deepcopy</w:t>
-      </w:r>
-      <w:proofErr w:type="spellEnd"/>
-    </w:p>
-    <w:p>
-      <w:r>
-        <w:t xml:space="preserve">    y = </w:t>
-      </w:r>
-      <w:proofErr w:type="gramStart"/>
-      <w:r>
-        <w:t>copier(</w:t>
-      </w:r>
-      <w:proofErr w:type="gramEnd"/>
-      <w:r>
-        <w:t>x, memo)</w:t>
-      </w:r>
-    </w:p>
-    <w:p>
-      <w:r>
-        <w:t xml:space="preserve">  File "C:\Users\ccbefb\AppData\Local\Programs\Python\Python313\Lib\copy.py", line 222, in _</w:t>
-      </w:r>
-      <w:proofErr w:type="spellStart"/>
-      <w:r>
-        <w:t>deepcopy_dict</w:t>
-      </w:r>
-      <w:proofErr w:type="spellEnd"/>
-    </w:p>
-    <w:p>
-      <w:r>
-        <w:t xml:space="preserve">    </w:t>
-      </w:r>
-      <w:proofErr w:type="gramStart"/>
-      <w:r>
-        <w:t>y[</w:t>
-      </w:r>
-      <w:proofErr w:type="spellStart"/>
-      <w:proofErr w:type="gramEnd"/>
-      <w:r>
-        <w:t>deepcopy</w:t>
-      </w:r>
-      <w:proofErr w:type="spellEnd"/>
-      <w:r>
-        <w:t xml:space="preserve">(key, memo)] = </w:t>
-      </w:r>
-      <w:proofErr w:type="spellStart"/>
-      <w:r>
-        <w:t>deepcopy</w:t>
-      </w:r>
-      <w:proofErr w:type="spellEnd"/>
-      <w:r>
-        <w:t>(value, memo)</w:t>
-      </w:r>
-    </w:p>
-    <w:p>
-      <w:r>
-        <w:t xml:space="preserve">  File "C:\Users\ccbefb\AppData\Local\Programs\Python\Python313\Lib\copy.py", line 137, in </w:t>
-      </w:r>
-      <w:proofErr w:type="spellStart"/>
-      <w:r>
-        <w:t>deepcopy</w:t>
-      </w:r>
-      <w:proofErr w:type="spellEnd"/>
-    </w:p>
-    <w:p>
-      <w:r>
-        <w:t xml:space="preserve">    y = </w:t>
-      </w:r>
-      <w:proofErr w:type="gramStart"/>
-      <w:r>
-        <w:t>copier(</w:t>
-      </w:r>
-      <w:proofErr w:type="gramEnd"/>
-      <w:r>
-        <w:t>x, memo)</w:t>
-      </w:r>
-    </w:p>
-    <w:p>
-      <w:proofErr w:type="spellStart"/>
-      <w:r>
-        <w:t>RecursionError</w:t>
-      </w:r>
-      <w:proofErr w:type="spellEnd"/>
-      <w:r>
-        <w:t>: maximum recursion depth exceeded</w:t>
-      </w:r>
-    </w:p>
+    <w:p/>
     <w:sectPr>
       <w:pgSz w:w="12240" w:h="15840"/>
       <w:pgMar w:top="1440" w:right="1440" w:bottom="1440" w:left="1440" w:header="720" w:footer="720" w:gutter="0"/>
